--- a/public/zarketplace-welcome-pack.docx
+++ b/public/zarketplace-welcome-pack.docx
@@ -222,7 +222,7 @@
           <w:rFonts w:ascii="Inter" w:hAnsi="Inter" w:cs="Inter"/>
           <w:spacing w:val="20"/>
         </w:rPr>
-        <w:t>BUYER PAYS SHIPPING</w:t>
+        <w:t>YOU PICK WHO SHIPS</w:t>
       </w:r>
       <w:r>
         <w:rPr>
@@ -232,7 +232,7 @@
           <w:sz w:val="19"/>
           <w:rFonts w:ascii="Inter" w:hAnsi="Inter" w:cs="Inter"/>
         </w:rPr>
-        <w:t xml:space="preserve">   And the Buyer Protection fee.</w:t>
+        <w:t xml:space="preserve">   Buyer pays, we cover it, or you do.</w:t>
       </w:r>
     </w:p>
     <w:p>
@@ -372,7 +372,7 @@
           <w:sz w:val="22"/>
           <w:rFonts w:ascii="Inter" w:hAnsi="Inter" w:cs="Inter"/>
         </w:rPr>
-        <w:t>We arrange pickup</w:t>
+        <w:t>It gets shipped</w:t>
       </w:r>
       <w:r>
         <w:rPr>
@@ -382,7 +382,7 @@
           <w:sz w:val="19"/>
           <w:rFonts w:ascii="Inter" w:hAnsi="Inter" w:cs="Inter"/>
         </w:rPr>
-        <w:t xml:space="preserve">   From your door. No labels, no courier queue.</w:t>
+        <w:t xml:space="preserve">   We collect from your door, or you post it.</w:t>
       </w:r>
     </w:p>
     <w:p>
@@ -572,7 +572,7 @@
                 <w:sz w:val="19"/>
                 <w:rFonts w:ascii="Inter" w:hAnsi="Inter" w:cs="Inter"/>
               </w:rPr>
-              <w:t>The only deduction is shipping, and only if you chose to offer free shipping.</w:t>
+              <w:t>The only deduction is shipping, and only if we arrange it for you.</w:t>
             </w:r>
           </w:p>
           <w:p/>
